--- a/Reportes/Contrato de Fianza 324.docx
+++ b/Reportes/Contrato de Fianza 324.docx
@@ -1667,29 +1667,7 @@
           <w:sz w:val="15"/>
           <w:szCs w:val="24"/>
         </w:rPr>
-        <w:t xml:space="preserve"> los correspondientes pagos, de conformidad con los términos señalados en </w:t>
-      </w:r>
-      <w:proofErr w:type="gramStart"/>
-      <w:r>
-        <w:rPr>
-          <w:rFonts w:ascii="Arial" w:eastAsia="Times New Roman" w:hAnsi="Arial" w:cs="Arial"/>
-          <w:color w:val="000000"/>
-          <w:kern w:val="2"/>
-          <w:sz w:val="15"/>
-          <w:szCs w:val="24"/>
-        </w:rPr>
-        <w:t>ésta</w:t>
-      </w:r>
-      <w:proofErr w:type="gramEnd"/>
-      <w:r>
-        <w:rPr>
-          <w:rFonts w:ascii="Arial" w:eastAsia="Times New Roman" w:hAnsi="Arial" w:cs="Arial"/>
-          <w:color w:val="000000"/>
-          <w:kern w:val="2"/>
-          <w:sz w:val="15"/>
-          <w:szCs w:val="24"/>
-        </w:rPr>
-        <w:t xml:space="preserve"> fianza, anteriores o posteriores a la cláusula presente.</w:t>
+        <w:t xml:space="preserve"> los correspondientes pagos, de conformidad con los términos señalados en ésta fianza, anteriores o posteriores a la cláusula presente.</w:t>
       </w:r>
     </w:p>
     <w:p>
@@ -2240,29 +2218,7 @@
           <w:sz w:val="15"/>
           <w:szCs w:val="24"/>
         </w:rPr>
-        <w:t xml:space="preserve"> será responsable, conforme a </w:t>
-      </w:r>
-      <w:proofErr w:type="gramStart"/>
-      <w:r>
-        <w:rPr>
-          <w:rFonts w:ascii="Arial" w:eastAsia="Times New Roman" w:hAnsi="Arial" w:cs="Arial"/>
-          <w:color w:val="000000"/>
-          <w:kern w:val="2"/>
-          <w:sz w:val="15"/>
-          <w:szCs w:val="24"/>
-        </w:rPr>
-        <w:t>ésta</w:t>
-      </w:r>
-      <w:proofErr w:type="gramEnd"/>
-      <w:r>
-        <w:rPr>
-          <w:rFonts w:ascii="Arial" w:eastAsia="Times New Roman" w:hAnsi="Arial" w:cs="Arial"/>
-          <w:color w:val="000000"/>
-          <w:kern w:val="2"/>
-          <w:sz w:val="15"/>
-          <w:szCs w:val="24"/>
-        </w:rPr>
-        <w:t xml:space="preserve"> fianza, por una suma superior al límite máximo detallado al inicio, </w:t>
+        <w:t xml:space="preserve"> será responsable, conforme a ésta fianza, por una suma superior al límite máximo detallado al inicio, </w:t>
       </w:r>
       <w:proofErr w:type="spellStart"/>
       <w:r>
@@ -2736,21 +2692,8 @@
           <w:sz w:val="15"/>
           <w:szCs w:val="24"/>
         </w:rPr>
-        <w:t xml:space="preserve"> </w:t>
-      </w:r>
-      <w:proofErr w:type="gramStart"/>
-      <w:r>
-        <w:rPr>
-          <w:rFonts w:ascii="Arial" w:eastAsia="Times New Roman" w:hAnsi="Arial" w:cs="Arial"/>
-          <w:b/>
-          <w:color w:val="000000"/>
-          <w:kern w:val="2"/>
-          <w:sz w:val="15"/>
-          <w:szCs w:val="24"/>
-        </w:rPr>
-        <w:t>EL  FIADO</w:t>
-      </w:r>
-      <w:proofErr w:type="gramEnd"/>
+        <w:t xml:space="preserve"> EL  FIADO</w:t>
+      </w:r>
       <w:r>
         <w:rPr>
           <w:rFonts w:ascii="Arial" w:eastAsia="Times New Roman" w:hAnsi="Arial" w:cs="Arial"/>
@@ -2926,29 +2869,7 @@
           <w:sz w:val="15"/>
           <w:szCs w:val="24"/>
         </w:rPr>
-        <w:t xml:space="preserve"> queda relevado de responsabilidad por razón de </w:t>
-      </w:r>
-      <w:proofErr w:type="gramStart"/>
-      <w:r>
-        <w:rPr>
-          <w:rFonts w:ascii="Arial" w:eastAsia="Times New Roman" w:hAnsi="Arial" w:cs="Arial"/>
-          <w:color w:val="000000"/>
-          <w:kern w:val="2"/>
-          <w:sz w:val="15"/>
-          <w:szCs w:val="24"/>
-        </w:rPr>
-        <w:t>ésta</w:t>
-      </w:r>
-      <w:proofErr w:type="gramEnd"/>
-      <w:r>
-        <w:rPr>
-          <w:rFonts w:ascii="Arial" w:eastAsia="Times New Roman" w:hAnsi="Arial" w:cs="Arial"/>
-          <w:color w:val="000000"/>
-          <w:kern w:val="2"/>
-          <w:sz w:val="15"/>
-          <w:szCs w:val="24"/>
-        </w:rPr>
-        <w:t xml:space="preserve"> fianza si </w:t>
+        <w:t xml:space="preserve"> queda relevado de responsabilidad por razón de ésta fianza si </w:t>
       </w:r>
       <w:r>
         <w:rPr>
@@ -3426,29 +3347,7 @@
           <w:sz w:val="15"/>
           <w:szCs w:val="24"/>
         </w:rPr>
-        <w:t xml:space="preserve">EN FE DE LO CUAL, se suscribe este Contrato en la ciudad de Panamá, República de </w:t>
-      </w:r>
-      <w:proofErr w:type="gramStart"/>
-      <w:r>
-        <w:rPr>
-          <w:rFonts w:ascii="Arial" w:eastAsia="Times New Roman" w:hAnsi="Arial" w:cs="Arial"/>
-          <w:color w:val="000000"/>
-          <w:kern w:val="2"/>
-          <w:sz w:val="15"/>
-          <w:szCs w:val="24"/>
-        </w:rPr>
-        <w:t>Panamá,  a</w:t>
-      </w:r>
-      <w:proofErr w:type="gramEnd"/>
-      <w:r>
-        <w:rPr>
-          <w:rFonts w:ascii="Arial" w:eastAsia="Times New Roman" w:hAnsi="Arial" w:cs="Arial"/>
-          <w:color w:val="000000"/>
-          <w:kern w:val="2"/>
-          <w:sz w:val="15"/>
-          <w:szCs w:val="24"/>
-        </w:rPr>
-        <w:t xml:space="preserve"> los </w:t>
+        <w:t xml:space="preserve">EN FE DE LO CUAL, se suscribe este Contrato en la ciudad de Panamá, República de Panamá,  a los </w:t>
       </w:r>
       <w:r>
         <w:rPr>
@@ -3787,7 +3686,7 @@
     </w:p>
     <w:p>
       <w:pPr>
-        <w:framePr w:w="11210" w:h="344" w:hRule="exact" w:wrap="auto" w:vAnchor="page" w:hAnchor="page" w:x="511" w:y="13898"/>
+        <w:framePr w:w="11210" w:h="344" w:hRule="exact" w:wrap="auto" w:vAnchor="page" w:hAnchor="page" w:x="502" w:y="14345"/>
         <w:widowControl w:val="0"/>
         <w:tabs>
           <w:tab w:val="left" w:pos="360"/>
@@ -3870,7 +3769,7 @@
     </w:p>
     <w:p>
       <w:pPr>
-        <w:framePr w:w="11210" w:h="344" w:hRule="exact" w:wrap="auto" w:vAnchor="page" w:hAnchor="page" w:x="511" w:y="13898"/>
+        <w:framePr w:w="11210" w:h="344" w:hRule="exact" w:wrap="auto" w:vAnchor="page" w:hAnchor="page" w:x="502" w:y="14345"/>
         <w:widowControl w:val="0"/>
         <w:tabs>
           <w:tab w:val="left" w:pos="360"/>
